--- a/docs/Team_E_Revision_Guide_Labs_1_to_9.docx
+++ b/docs/Team_E_Revision_Guide_Labs_1_to_9.docx
@@ -11424,7 +11424,7 @@
                 <w:sz w:val="20"/>
                 <w:szCs w:val="20"/>
               </w:rPr>
-              <w:t xml:space="preserve">mart_segment_allocation publishes 87 segments at one row per occupation and education group, rebuilt by every pipeline run. metrics.md defines formula, grain, filters and owner for every column. docs/dashboard.html is the consumer view, carrying a freshness banner computed from the data.</w:t>
+              <w:t xml:space="preserve">mart_segment_allocation publishes 87 segments at one row per occupation and education group, rebuilt by every pipeline run. metrics.md defines formula, grain, filters and owner for every column. app.py is the consumer view, a Streamlit dashboard carrying a freshness banner computed from the data, with docs/dashboard.html as a static snapshot of the same table.</w:t>
             </w:r>
           </w:p>
         </w:tc>
@@ -12103,7 +12103,7 @@
           <w:sz w:val="23"/>
           <w:szCs w:val="23"/>
         </w:rPr>
-        <w:t xml:space="preserve">Breaking the refresh on purpose</w:t>
+        <w:t xml:space="preserve">The dashboard, and the lock that shaped it</w:t>
       </w:r>
     </w:p>
     <w:p>
@@ -12113,17 +12113,14 @@
       <w:r>
         <w:rPr>
           <w:rFonts w:ascii="Calibri" w:cs="Calibri" w:eastAsia="Calibri" w:hAnsi="Calibri"/>
+          <w:b/>
+          <w:bCs/>
           <w:color w:val="000000"/>
           <w:sz w:val="21"/>
           <w:szCs w:val="21"/>
         </w:rPr>
-        <w:t xml:space="preserve">The label is computed from max(refreshed_at). Fresh under 24 hours, ageing to seven days, stale beyond. The last successful refresh was pushed back nine days directly in the warehouse, which is what a pipeline that quietly stopped would leave behind, and the page was rebuilt with no override of any kind.</w:t>
-      </w:r>
-    </w:p>
-    <w:p>
-      <w:pPr>
-        <w:spacing w:after="120" w:before="0" w:line="276"/>
-      </w:pPr>
+        <w:t xml:space="preserve">The consumer view is a Streamlit app, </w:t>
+      </w:r>
       <w:r>
         <w:rPr>
           <w:rFonts w:ascii="Consolas" w:cs="Consolas" w:eastAsia="Consolas" w:hAnsi="Consolas"/>
@@ -12131,7 +12128,152 @@
           <w:sz w:val="19"/>
           <w:szCs w:val="19"/>
         </w:rPr>
-        <w:t xml:space="preserve">UPDATE mart_segment_allocation SET refreshed_at = refreshed_at - INTERVAL 9 DAY</w:t>
+        <w:t xml:space="preserve">streamlit run app.py</w:t>
+      </w:r>
+      <w:r>
+        <w:rPr>
+          <w:rFonts w:ascii="Calibri" w:cs="Calibri" w:eastAsia="Calibri" w:hAnsi="Calibri"/>
+          <w:sz w:val="21"/>
+          <w:szCs w:val="21"/>
+        </w:rPr>
+        <w:t xml:space="preserve">. It was built as an app rather than a page for one of Unit 7's five hygiene rules in particular: the drill path. Selecting an occupation narrows the view to its segments while the tiles keep showing the pool total, so narrowing never hides what it is a fraction of.</w:t>
+      </w:r>
+    </w:p>
+    <w:p>
+      <w:pPr>
+        <w:spacing w:after="120" w:before="0" w:line="276"/>
+      </w:pPr>
+      <w:r>
+        <w:rPr>
+          <w:rFonts w:ascii="Calibri" w:cs="Calibri" w:eastAsia="Calibri" w:hAnsi="Calibri"/>
+          <w:b/>
+          <w:bCs/>
+          <w:color w:val="000000"/>
+          <w:sz w:val="21"/>
+          <w:szCs w:val="21"/>
+        </w:rPr>
+        <w:t xml:space="preserve">It never opens the warehouse directly, and that is the interesting part. </w:t>
+      </w:r>
+      <w:r>
+        <w:rPr>
+          <w:rFonts w:ascii="Calibri" w:cs="Calibri" w:eastAsia="Calibri" w:hAnsi="Calibri"/>
+          <w:sz w:val="21"/>
+          <w:szCs w:val="21"/>
+        </w:rPr>
+        <w:t xml:space="preserve">DuckDB allows many readers or one writer, and a Streamlit server is a long-lived process, so a connection held open by the dashboard, even a read-only one, would make the next ingest fail with Could not set lock on file. The project already hit that from a Lab 3 notebook. It matters more here than anywhere else, because the demonstration this lab asks for is to break the refresh, run the pipeline, and watch the banner clear: a dashboard that blocks the pipeline cannot perform its own demonstration.</w:t>
+      </w:r>
+    </w:p>
+    <w:p>
+      <w:pPr>
+        <w:spacing w:after="120" w:before="0" w:line="276"/>
+      </w:pPr>
+      <w:r>
+        <w:rPr>
+          <w:rFonts w:ascii="Calibri" w:cs="Calibri" w:eastAsia="Calibri" w:hAnsi="Calibri"/>
+          <w:color w:val="000000"/>
+          <w:sz w:val="21"/>
+          <w:szCs w:val="21"/>
+        </w:rPr>
+        <w:t xml:space="preserve">The app therefore copies the warehouse to a temporary file, reads the copy, and closes it. The copy is keyed on the warehouse's modification time, so a pipeline run invalidates the cache. Reading bytes takes no DuckDB lock at all. Verified rather than assumed: with the app serving, a full reset that drops and rebuilds every table completed normally.</w:t>
+      </w:r>
+    </w:p>
+    <w:tbl>
+      <w:tblPr>
+        <w:tblW w:type="dxa" w:w="9026"/>
+        <w:tblBorders>
+          <w:top w:val="single" w:color="BFBFBF" w:sz="2"/>
+          <w:left w:val="single" w:color="BFBFBF" w:sz="2"/>
+          <w:bottom w:val="single" w:color="BFBFBF" w:sz="2"/>
+          <w:right w:val="single" w:color="BFBFBF" w:sz="2"/>
+          <w:insideH w:val="single" w:color="BFBFBF" w:sz="2"/>
+          <w:insideV w:val="single" w:color="BFBFBF" w:sz="2"/>
+        </w:tblBorders>
+      </w:tblPr>
+      <w:tblGrid>
+        <w:gridCol w:w="9026"/>
+      </w:tblGrid>
+      <w:tr>
+        <w:trPr>
+          <w:cantSplit/>
+        </w:trPr>
+        <w:tc>
+          <w:tcPr>
+            <w:tcW w:type="dxa" w:w="9026"/>
+            <w:shd w:fill="FBEEEC" w:color="auto" w:val="clear"/>
+            <w:tcMar>
+              <w:top w:type="dxa" w:w="120"/>
+              <w:left w:type="dxa" w:w="160"/>
+              <w:bottom w:type="dxa" w:w="120"/>
+              <w:right w:type="dxa" w:w="160"/>
+            </w:tcMar>
+          </w:tcPr>
+          <w:p>
+            <w:pPr>
+              <w:spacing w:after="60"/>
+            </w:pPr>
+            <w:r>
+              <w:rPr>
+                <w:rFonts w:ascii="Calibri" w:cs="Calibri" w:eastAsia="Calibri" w:hAnsi="Calibri"/>
+                <w:b/>
+                <w:bCs/>
+                <w:color w:val="9C3A2E"/>
+                <w:sz w:val="20"/>
+                <w:szCs w:val="20"/>
+              </w:rPr>
+              <w:t xml:space="preserve">A caching bug worth knowing about</w:t>
+            </w:r>
+          </w:p>
+          <w:p>
+            <w:pPr>
+              <w:spacing w:after="0" w:line="264"/>
+            </w:pPr>
+            <w:r>
+              <w:rPr>
+                <w:rFonts w:ascii="Calibri" w:cs="Calibri" w:eastAsia="Calibri" w:hAnsi="Calibri"/>
+                <w:sz w:val="20"/>
+                <w:szCs w:val="20"/>
+              </w:rPr>
+              <w:t xml:space="preserve">The first version keyed its cache on a parameter named _mtime. Streamlit treats a leading underscore on a cache_data argument as do not hash this, so the one value the key existed for was excluded and the page served the first snapshot it ever read. It looked entirely correct until the pipeline ran and the banner refused to move. A caching bug is invisible exactly when the data has not changed, which is most of the time.</w:t>
+            </w:r>
+          </w:p>
+        </w:tc>
+      </w:tr>
+    </w:tbl>
+    <w:p>
+      <w:pPr>
+        <w:spacing w:after="140"/>
+      </w:pPr>
+    </w:p>
+    <w:p>
+      <w:pPr>
+        <w:pStyle w:val="Heading2"/>
+        <w:keepNext/>
+        <w:spacing w:after="100" w:before="260"/>
+      </w:pPr>
+      <w:r>
+        <w:rPr>
+          <w:rFonts w:ascii="Calibri" w:cs="Calibri" w:eastAsia="Calibri" w:hAnsi="Calibri"/>
+          <w:b/>
+          <w:bCs/>
+          <w:color w:val="1F3864"/>
+          <w:sz w:val="23"/>
+          <w:szCs w:val="23"/>
+        </w:rPr>
+        <w:t xml:space="preserve">Breaking the refresh on purpose</w:t>
+      </w:r>
+    </w:p>
+    <w:p>
+      <w:pPr>
+        <w:spacing w:after="120" w:before="0" w:line="276"/>
+      </w:pPr>
+      <w:r>
+        <w:rPr>
+          <w:rFonts w:ascii="Calibri" w:cs="Calibri" w:eastAsia="Calibri" w:hAnsi="Calibri"/>
+          <w:color w:val="000000"/>
+          <w:sz w:val="21"/>
+          <w:szCs w:val="21"/>
+        </w:rPr>
+        <w:t xml:space="preserve">The label is computed from max(refreshed_at). Fresh under 24 hours, ageing to seven days, stale beyond. The last successful refresh was pushed back nine days directly in the warehouse, which is what a pipeline that quietly stopped would leave behind, and the page was rebuilt with no override of any kind.</w:t>
       </w:r>
     </w:p>
     <w:p>
@@ -12145,7 +12287,7 @@
           <w:sz w:val="19"/>
           <w:szCs w:val="19"/>
         </w:rPr>
-        <w:t xml:space="preserve">python scripts/dashboard.py</w:t>
+        <w:t xml:space="preserve">UPDATE mart_segment_allocation SET refreshed_at = refreshed_at - INTERVAL 9 DAY</w:t>
       </w:r>
     </w:p>
     <w:p>
@@ -12159,7 +12301,21 @@
           <w:sz w:val="19"/>
           <w:szCs w:val="19"/>
         </w:rPr>
-        <w:t xml:space="preserve">87 segments, freshness STALE, data 216.0 h old</w:t>
+        <w:t xml:space="preserve">then reload the app</w:t>
+      </w:r>
+    </w:p>
+    <w:p>
+      <w:pPr>
+        <w:spacing w:after="120" w:before="0" w:line="276"/>
+      </w:pPr>
+      <w:r>
+        <w:rPr>
+          <w:rFonts w:ascii="Consolas" w:cs="Consolas" w:eastAsia="Consolas" w:hAnsi="Consolas"/>
+          <w:color w:val="1F3864"/>
+          <w:sz w:val="19"/>
+          <w:szCs w:val="19"/>
+        </w:rPr>
+        <w:t xml:space="preserve">STALE   Data is 9.0 days old. This view is not current.</w:t>
       </w:r>
     </w:p>
     <w:p>
@@ -12220,6 +12376,24 @@
           <w:szCs w:val="21"/>
         </w:rPr>
         <w:t xml:space="preserve">Why would a view make the freshness label meaningless?</w:t>
+      </w:r>
+    </w:p>
+    <w:p>
+      <w:pPr>
+        <w:pStyle w:val="ListParagraph"/>
+        <w:numPr>
+          <w:ilvl w:val="0"/>
+          <w:numId w:val="20"/>
+        </w:numPr>
+        <w:spacing w:after="90" w:before="0" w:line="276"/>
+      </w:pPr>
+      <w:r>
+        <w:rPr>
+          <w:rFonts w:ascii="Calibri" w:cs="Calibri" w:eastAsia="Calibri" w:hAnsi="Calibri"/>
+          <w:sz w:val="21"/>
+          <w:szCs w:val="21"/>
+        </w:rPr>
+        <w:t xml:space="preserve">Why does the dashboard read a copy of the warehouse rather than the warehouse itself?</w:t>
       </w:r>
     </w:p>
     <w:p>
@@ -17639,6 +17813,61 @@
                 <w:sz w:val="19"/>
                 <w:szCs w:val="19"/>
               </w:rPr>
+              <w:t xml:space="preserve">streamlit run app.py</w:t>
+            </w:r>
+          </w:p>
+        </w:tc>
+        <w:tc>
+          <w:tcPr>
+            <w:tcW w:type="dxa" w:w="4826"/>
+            <w:tcMar>
+              <w:top w:type="dxa" w:w="60"/>
+              <w:left w:type="dxa" w:w="108"/>
+              <w:bottom w:type="dxa" w:w="60"/>
+              <w:right w:type="dxa" w:w="108"/>
+            </w:tcMar>
+          </w:tcPr>
+          <w:p>
+            <w:pPr>
+              <w:spacing w:after="0" w:before="0" w:line="240"/>
+            </w:pPr>
+            <w:r>
+              <w:rPr>
+                <w:rFonts w:ascii="Calibri" w:cs="Calibri" w:eastAsia="Calibri" w:hAnsi="Calibri"/>
+                <w:sz w:val="19"/>
+                <w:szCs w:val="19"/>
+              </w:rPr>
+              <w:t xml:space="preserve">The dashboard, on localhost:8501.</w:t>
+            </w:r>
+          </w:p>
+        </w:tc>
+      </w:tr>
+      <w:tr>
+        <w:trPr>
+          <w:cantSplit/>
+          <w:tblHeader w:val="false"/>
+        </w:trPr>
+        <w:tc>
+          <w:tcPr>
+            <w:tcW w:type="dxa" w:w="4200"/>
+            <w:tcMar>
+              <w:top w:type="dxa" w:w="60"/>
+              <w:left w:type="dxa" w:w="108"/>
+              <w:bottom w:type="dxa" w:w="60"/>
+              <w:right w:type="dxa" w:w="108"/>
+            </w:tcMar>
+          </w:tcPr>
+          <w:p>
+            <w:pPr>
+              <w:spacing w:after="0" w:before="0" w:line="240"/>
+            </w:pPr>
+            <w:r>
+              <w:rPr>
+                <w:rFonts w:ascii="Consolas" w:cs="Consolas" w:eastAsia="Consolas" w:hAnsi="Consolas"/>
+                <w:color w:val="1F3864"/>
+                <w:sz w:val="19"/>
+                <w:szCs w:val="19"/>
+              </w:rPr>
               <w:t xml:space="preserve">python scripts/dashboard.py</w:t>
             </w:r>
           </w:p>
@@ -17663,7 +17892,7 @@
                 <w:sz w:val="19"/>
                 <w:szCs w:val="19"/>
               </w:rPr>
-              <w:t xml:space="preserve">Rebuild docs/dashboard.html from the serving table.</w:t>
+              <w:t xml:space="preserve">Export a static snapshot to docs/dashboard.html.</w:t>
             </w:r>
           </w:p>
         </w:tc>

--- a/docs/Team_E_Revision_Guide_Labs_1_to_9.docx
+++ b/docs/Team_E_Revision_Guide_Labs_1_to_9.docx
@@ -12128,7 +12128,7 @@
           <w:sz w:val="19"/>
           <w:szCs w:val="19"/>
         </w:rPr>
-        <w:t xml:space="preserve">streamlit run app.py</w:t>
+        <w:t xml:space="preserve">python -m streamlit run app.py</w:t>
       </w:r>
       <w:r>
         <w:rPr>
@@ -17813,7 +17813,7 @@
                 <w:sz w:val="19"/>
                 <w:szCs w:val="19"/>
               </w:rPr>
-              <w:t xml:space="preserve">streamlit run app.py</w:t>
+              <w:t xml:space="preserve">python -m streamlit run app.py</w:t>
             </w:r>
           </w:p>
         </w:tc>
@@ -17837,7 +17837,7 @@
                 <w:sz w:val="19"/>
                 <w:szCs w:val="19"/>
               </w:rPr>
-              <w:t xml:space="preserve">The dashboard, on localhost:8501.</w:t>
+              <w:t xml:space="preserve">The dashboard, on localhost:8501. The module form needs no PATH entry.</w:t>
             </w:r>
           </w:p>
         </w:tc>
